--- a/Quanta, Actually - SERIES/QED Course/chapters/Lesson 19 Why the Schrödinger Equation Is Not Enough.docx
+++ b/Quanta, Actually - SERIES/QED Course/chapters/Lesson 19 Why the Schrödinger Equation Is Not Enough.docx
@@ -17,7 +17,7 @@
         <w:jc w:val="center"/>
       </w:pPr>
       <w:r>
-        <w:t>Lesson 19 of the Complete Quantum Electrodynamics Course</w:t>
+        <w:t>Lesson 19 of Quantum, Actually, Volume 2: A QED Course</w:t>
       </w:r>
     </w:p>
     <w:p>
@@ -235,7 +235,13 @@
           </w:tcPr>
           <w:p>
             <w:r>
-              <w:t>Ĥ_D</w:t>
+              <w:t>Ĥ</w:t>
+            </w:r>
+            <w:r>
+              <w:rPr>
+                <w:vertAlign w:val="subscript"/>
+              </w:rPr>
+              <w:t>D</w:t>
             </w:r>
           </w:p>
         </w:tc>
@@ -759,7 +765,16 @@
     </w:p>
     <w:p>
       <w:r>
-        <w:t>If a first-order equation is wanted without an infinite series of derivatives, the square root cannot be taken of the differential operator p̂² directly; instead, Dirac's insight was to look for a linear (not merely first-order-in-derivatives, but literally linear) combination of p̂ₓ, p̂ᵧ, p̂_z, and m whose square reproduces p̂²+m² exactly, with no higher powers of derivatives appearing at all. This shifts the difficulty from analysis (dealing with an infinite series) to algebra (finding coefficients with the right multiplication properties), and Section 3 shows precisely what those coefficients must satisfy.</w:t>
+        <w:t>If a first-order equation is wanted without an infinite series of derivatives, the square root cannot be taken of the differential operator p̂² directly; instead, Dirac's insight was to look for a linear (not merely first-order-in-derivatives, but literally linear) combination of p̂ₓ, p̂ᵧ, p̂</w:t>
+      </w:r>
+      <w:r>
+        <w:rPr>
+          <w:vertAlign w:val="subscript"/>
+        </w:rPr>
+        <w:t>z</w:t>
+      </w:r>
+      <w:r>
+        <w:t>, and m whose square reproduces p̂²+m² exactly, with no higher powers of derivatives appearing at all. This shifts the difficulty from analysis (dealing with an infinite series) to algebra (finding coefficients with the right multiplication properties), and Section 3 shows precisely what those coefficients must satisfy.</w:t>
       </w:r>
     </w:p>
     <w:p>
@@ -870,7 +885,25 @@
     </w:p>
     <w:p>
       <w:r>
-        <w:t>linear in the momentum components and in the mass, with coefficients α = (αₓ,αᵧ,α_z) and β to be determined. This is manifestly first order in p̂, and, once identified with i∂_t via the usual correspondence rule, first order in time as well, exactly the structural feature the Klein–Gordon equation lacked.</w:t>
+        <w:t>linear in the momentum components and in the mass, with coefficients α = (αₓ,αᵧ,α</w:t>
+      </w:r>
+      <w:r>
+        <w:rPr>
+          <w:vertAlign w:val="subscript"/>
+        </w:rPr>
+        <w:t>z</w:t>
+      </w:r>
+      <w:r>
+        <w:t>) and β to be determined. This is manifestly first order in p̂, and, once identified with i∂</w:t>
+      </w:r>
+      <w:r>
+        <w:rPr>
+          <w:vertAlign w:val="subscript"/>
+        </w:rPr>
+        <w:t>t</w:t>
+      </w:r>
+      <w:r>
+        <w:t xml:space="preserve"> via the usual correspondence rule, first order in time as well, exactly the structural feature the Klein–Gordon equation lacked.</w:t>
       </w:r>
     </w:p>
     <w:p>
@@ -883,7 +916,25 @@
     </w:p>
     <w:p>
       <w:r>
-        <w:t>For Ĥ_D to be an acceptable relativistic Hamiltonian, its square must reproduce the correct dispersion relation: Ĥ_D²ψ should equal (p̂²+m²)ψ for every solution, as the Klein–Gordon operator does automatically. Squaring the ansatz,</w:t>
+        <w:t>For Ĥ</w:t>
+      </w:r>
+      <w:r>
+        <w:rPr>
+          <w:vertAlign w:val="subscript"/>
+        </w:rPr>
+        <w:t>D</w:t>
+      </w:r>
+      <w:r>
+        <w:t xml:space="preserve"> to be an acceptable relativistic Hamiltonian, its square must reproduce the correct dispersion relation: Ĥ</w:t>
+      </w:r>
+      <w:r>
+        <w:rPr>
+          <w:vertAlign w:val="subscript"/>
+        </w:rPr>
+        <w:t>D</w:t>
+      </w:r>
+      <w:r>
+        <w:t>²ψ should equal (p̂²+m²)ψ for every solution, as the Klein–Gordon operator does automatically. Squaring the ansatz,</w:t>
       </w:r>
     </w:p>
     <w:p>
@@ -1166,7 +1217,16 @@
     </w:p>
     <w:p>
       <w:r>
-        <w:t>Verify the first condition explicitly reproduces the absence of cross terms. Suppose, for a moment, that αₓ and αᵧ were ordinary commuting numbers. Then {αₓ,αᵧ} = 2αₓαᵧ, and the condition αₓαᵧ=0 (from i≠j in the first relation with the numerical, commuting case) together with αₓ²=1 (from i=j) would require αₓ≠0 but αₓαᵧ=0, forcing αᵧ=0, and by the same argument α_z=0 and β=0 as well: an ordinary-number solution collapses trivially and cannot reproduce a nonzero mass term or nonzero momentum coupling simultaneously, foreshadowing the conclusion of Section 4.</w:t>
+        <w:t>Verify the first condition explicitly reproduces the absence of cross terms. Suppose, for a moment, that αₓ and αᵧ were ordinary commuting numbers. Then {αₓ,αᵧ} = 2αₓαᵧ, and the condition αₓαᵧ=0 (from i≠j in the first relation with the numerical, commuting case) together with αₓ²=1 (from i=j) would require αₓ≠0 but αₓαᵧ=0, forcing αᵧ=0, and by the same argument α</w:t>
+      </w:r>
+      <w:r>
+        <w:rPr>
+          <w:vertAlign w:val="subscript"/>
+        </w:rPr>
+        <w:t>z</w:t>
+      </w:r>
+      <w:r>
+        <w:t>=0 and β=0 as well: an ordinary-number solution collapses trivially and cannot reproduce a nonzero mass term or nonzero momentum coupling simultaneously, foreshadowing the conclusion of Section 4.</w:t>
       </w:r>
     </w:p>
     <w:p>
@@ -1187,7 +1247,16 @@
     </w:p>
     <w:p>
       <w:r>
-        <w:t>If αᵢ and β were ordinary (real or complex) numbers, they would commute with each other, so {αᵢ,αⱼ}=2αᵢαⱼ for i≠j, and the condition {αᵢ,αⱼ}=0 (from the δᵢⱼ=0 case) would force αᵢαⱼ=0. Combined with αᵢ²=1 (from the δᵢⱼ=1 case), this cannot be satisfied unless one of αᵢ,αⱼ vanishes, contradicting αᵢ²=1. Worked example 2 already exhibited this collapse concretely; Section 4.1 states it in general: no assignment of ordinary numbers to αₓ,αᵧ,α_z,β can satisfy all the required (anti)commutation relations simultaneously while keeping every one of them nonzero (as physically required, since a vanishing αᵢ would mean the equation does not actually depend on momentum in that direction, and a vanishing β would mean it does not depend on mass at all).</w:t>
+        <w:t>If αᵢ and β were ordinary (real or complex) numbers, they would commute with each other, so {αᵢ,αⱼ}=2αᵢαⱼ for i≠j, and the condition {αᵢ,αⱼ}=0 (from the δᵢⱼ=0 case) would force αᵢαⱼ=0. Combined with αᵢ²=1 (from the δᵢⱼ=1 case), this cannot be satisfied unless one of αᵢ,αⱼ vanishes, contradicting αᵢ²=1. Worked example 2 already exhibited this collapse concretely; Section 4.1 states it in general: no assignment of ordinary numbers to αₓ,αᵧ,α</w:t>
+      </w:r>
+      <w:r>
+        <w:rPr>
+          <w:vertAlign w:val="subscript"/>
+        </w:rPr>
+        <w:t>z</w:t>
+      </w:r>
+      <w:r>
+        <w:t>,β can satisfy all the required (anti)commutation relations simultaneously while keeping every one of them nonzero (as physically required, since a vanishing αᵢ would mean the equation does not actually depend on momentum in that direction, and a vanishing β would mean it does not depend on mass at all).</w:t>
       </w:r>
     </w:p>
     <w:p>
@@ -1214,7 +1283,43 @@
     </w:p>
     <w:p>
       <w:r>
-        <w:t>Check whether the Pauli matrices alone could serve as αₓ,αᵧ,α_z, with β some fourth 2×2 matrix. The Pauli matrices do satisfy {σᵢ,σⱼ}=2δᵢⱼI (Lesson 1, Section 8), matching the first condition of Section 3.2 exactly. However, the second condition, {σᵢ,β}=0 for all three i, requires β to anticommute with all of σₓ,σᵧ,σ_z simultaneously; since any 2×2 Hermitian matrix can be written as a real linear combination of I,σₓ,σᵧ,σ_z (Lesson 1, Section 8, extended), and I commutes rather than anticommutes with everything, β would have to be built purely from σₓ,σᵧ,σ_z, but then β²=I forces further constraints (Exercise 8) that turn out to be incompatible with anticommuting with all three simultaneously in only two dimensions: 2×2 matrices are not large enough.</w:t>
+        <w:t>Check whether the Pauli matrices alone could serve as αₓ,αᵧ,α</w:t>
+      </w:r>
+      <w:r>
+        <w:rPr>
+          <w:vertAlign w:val="subscript"/>
+        </w:rPr>
+        <w:t>z</w:t>
+      </w:r>
+      <w:r>
+        <w:t>, with β some fourth 2×2 matrix. The Pauli matrices do satisfy {σᵢ,σⱼ}=2δᵢⱼI (Lesson 1, Section 8), matching the first condition of Section 3.2 exactly. However, the second condition, {σᵢ,β}=0 for all three i, requires β to anticommute with all of σₓ,σᵧ,σ</w:t>
+      </w:r>
+      <w:r>
+        <w:rPr>
+          <w:vertAlign w:val="subscript"/>
+        </w:rPr>
+        <w:t>z</w:t>
+      </w:r>
+      <w:r>
+        <w:t xml:space="preserve"> simultaneously; since any 2×2 Hermitian matrix can be written as a real linear combination of I,σₓ,σᵧ,σ</w:t>
+      </w:r>
+      <w:r>
+        <w:rPr>
+          <w:vertAlign w:val="subscript"/>
+        </w:rPr>
+        <w:t>z</w:t>
+      </w:r>
+      <w:r>
+        <w:t xml:space="preserve"> (Lesson 1, Section 8, extended), and I commutes rather than anticommutes with everything, β would have to be built purely from σₓ,σᵧ,σ</w:t>
+      </w:r>
+      <w:r>
+        <w:rPr>
+          <w:vertAlign w:val="subscript"/>
+        </w:rPr>
+        <w:t>z</w:t>
+      </w:r>
+      <w:r>
+        <w:t>, but then β²=I forces further constraints (Exercise 8) that turn out to be incompatible with anticommuting with all three simultaneously in only two dimensions: 2×2 matrices are not large enough.</w:t>
       </w:r>
     </w:p>
     <w:p>
@@ -1235,7 +1340,16 @@
     </w:p>
     <w:p>
       <w:r>
-        <w:t>The three matrices αₓ,αᵧ,α_z together with β must be four mutually anticommuting matrices (each pair, chosen from these four, must anticommute, by the second and, implicitly, an extended version of the first condition applied consistently), each squaring to the identity. A theorem of matrix algebra (stated here without proof, as the details belong to the representation theory of Clifford algebras, a topic beyond this course's scope) shows that the smallest matrices admitting four mutually anticommuting, square-to-identity Hermitian matrices are 4×4, not 2×2 or 3×3.</w:t>
+        <w:t>The three matrices αₓ,αᵧ,α</w:t>
+      </w:r>
+      <w:r>
+        <w:rPr>
+          <w:vertAlign w:val="subscript"/>
+        </w:rPr>
+        <w:t>z</w:t>
+      </w:r>
+      <w:r>
+        <w:t xml:space="preserve"> together with β must be four mutually anticommuting matrices (each pair, chosen from these four, must anticommute, by the second and, implicitly, an extended version of the first condition applied consistently), each squaring to the identity. A theorem of matrix algebra (stated here without proof, as the details belong to the representation theory of Clifford algebras, a topic beyond this course's scope) shows that the smallest matrices admitting four mutually anticommuting, square-to-identity Hermitian matrices are 4×4, not 2×2 or 3×3.</w:t>
       </w:r>
     </w:p>
     <w:p>
@@ -1355,7 +1469,34 @@
     </w:p>
     <w:p>
       <w:r>
-        <w:t>State, as a preview only, what Lesson 20 will show about the current built from a first-order equation satisfying Section 3.2's algebra. With Ĥ_D=α·p̂+βm first order in time, the equation i∂_tψ=Ĥ_Dψ has the same structural form as the ordinary Schrödinger equation of Lesson 12, so the same method used there (multiply by ψ† and its Hermitian-conjugate equation, subtract) will be shown in Lesson 24 to produce a current with ρ=ψ†ψ, manifestly positive definite (a sum of squared magnitudes, as in Lesson 10), resolving Lesson 18's central difficulty completely, provided the αᵢ and β can indeed be found as genuine matrices, which Section 5 has now confirmed is possible.</w:t>
+        <w:t>State, as a preview only, what Lesson 20 will show about the current built from a first-order equation satisfying Section 3.2's algebra. With Ĥ</w:t>
+      </w:r>
+      <w:r>
+        <w:rPr>
+          <w:vertAlign w:val="subscript"/>
+        </w:rPr>
+        <w:t>D</w:t>
+      </w:r>
+      <w:r>
+        <w:t>=α·p̂+βm first order in time, the equation i∂</w:t>
+      </w:r>
+      <w:r>
+        <w:rPr>
+          <w:vertAlign w:val="subscript"/>
+        </w:rPr>
+        <w:t>t</w:t>
+      </w:r>
+      <w:r>
+        <w:t>ψ=Ĥ</w:t>
+      </w:r>
+      <w:r>
+        <w:rPr>
+          <w:vertAlign w:val="subscript"/>
+        </w:rPr>
+        <w:t>D</w:t>
+      </w:r>
+      <w:r>
+        <w:t>ψ has the same structural form as the ordinary Schrödinger equation of Lesson 12, so the same method used there (multiply by ψ† and its Hermitian-conjugate equation, subtract) will be shown in Lesson 24 to produce a current with ρ=ψ†ψ, manifestly positive definite (a sum of squared magnitudes, as in Lesson 10), resolving Lesson 18's central difficulty completely, provided the αᵢ and β can indeed be found as genuine matrices, which Section 5 has now confirmed is possible.</w:t>
       </w:r>
     </w:p>
     <w:p>
@@ -1494,7 +1635,16 @@
           </w:tcPr>
           <w:p>
             <w:r>
-              <w:t>Motivates the linear ansatz Ĥ_D=α·p̂+βm instead</w:t>
+              <w:t>Motivates the linear ansatz Ĥ</w:t>
+            </w:r>
+            <w:r>
+              <w:rPr>
+                <w:vertAlign w:val="subscript"/>
+              </w:rPr>
+              <w:t>D</w:t>
+            </w:r>
+            <w:r>
+              <w:t>=α·p̂+βm instead</w:t>
             </w:r>
           </w:p>
         </w:tc>
@@ -1706,7 +1856,16 @@
         </w:numPr>
       </w:pPr>
       <w:r>
-        <w:t>A linear ansatz Ĥ_D=α·p̂+βm, squared and matched to p̂²+m², forces {αᵢ,αⱼ}=2δᵢⱼI, {αᵢ,β}=0, and β²=I.</w:t>
+        <w:t>A linear ansatz Ĥ</w:t>
+      </w:r>
+      <w:r>
+        <w:rPr>
+          <w:vertAlign w:val="subscript"/>
+        </w:rPr>
+        <w:t>D</w:t>
+      </w:r>
+      <w:r>
+        <w:t>=α·p̂+βm, squared and matched to p̂²+m², forces {αᵢ,αⱼ}=2δᵢⱼI, {αᵢ,β}=0, and β²=I.</w:t>
       </w:r>
     </w:p>
     <w:p>
@@ -1855,7 +2014,13 @@
           </w:tcPr>
           <w:p>
             <w:r>
-              <w:t>Expand m√(1+p̂²/m²) to the next order beyond Worked example 1 (the p̂⁴ term) and verify it matches the relativistic correction of Lesson 3, Worked example 5, applied as an operator.</w:t>
+              <w:rPr>
+                <w:b/>
+              </w:rPr>
+              <w:t>Core.</w:t>
+            </w:r>
+            <w:r>
+              <w:t xml:space="preserve"> Expand m√(1+p̂²/m²) to the next order beyond Worked example 1 (the p̂⁴ term) and verify it matches the relativistic correction of Lesson 3, Worked example 5, applied as an operator.</w:t>
             </w:r>
           </w:p>
         </w:tc>
@@ -1893,7 +2058,13 @@
           </w:tcPr>
           <w:p>
             <w:r>
-              <w:t>Explain, in your own words, why an equation containing infinitely many spatial derivatives is considered nonlocal, contrasting it with the finite number of derivatives in the Schrödinger and Klein–Gordon equations.</w:t>
+              <w:rPr>
+                <w:b/>
+              </w:rPr>
+              <w:t>Extension.</w:t>
+            </w:r>
+            <w:r>
+              <w:t xml:space="preserve"> Explain, in your own words, why an equation containing infinitely many spatial derivatives is considered nonlocal, contrasting it with the finite number of derivatives in the Schrödinger and Klein–Gordon equations.</w:t>
             </w:r>
           </w:p>
         </w:tc>
@@ -1929,7 +2100,22 @@
           </w:tcPr>
           <w:p>
             <w:r>
-              <w:t>Verify that squaring Ĥ_D=α·p̂+βm as in Section 3.2 produces no terms with an odd total number of momentum factors beyond the ones shown, by expanding (α·p̂+βm)² fully and grouping terms by degree in p̂.</w:t>
+              <w:rPr>
+                <w:b/>
+              </w:rPr>
+              <w:t>Extension.</w:t>
+            </w:r>
+            <w:r>
+              <w:t xml:space="preserve"> Verify that squaring Ĥ</w:t>
+            </w:r>
+            <w:r>
+              <w:rPr>
+                <w:vertAlign w:val="subscript"/>
+              </w:rPr>
+              <w:t>D</w:t>
+            </w:r>
+            <w:r>
+              <w:t>=α·p̂+βm as in Section 3.2 produces no terms with an odd total number of momentum factors beyond the ones shown, by expanding (α·p̂+βm)² fully and grouping terms by degree in p̂.</w:t>
             </w:r>
           </w:p>
         </w:tc>
@@ -1967,7 +2153,13 @@
           </w:tcPr>
           <w:p>
             <w:r>
-              <w:t>Show that the condition {αᵢ,β}=0 requires tr(αᵢ)=0 by an argument directly analogous to Worked example 4, using β²=I in place of αᵧ²=I.</w:t>
+              <w:rPr>
+                <w:b/>
+              </w:rPr>
+              <w:t>Core.</w:t>
+            </w:r>
+            <w:r>
+              <w:t xml:space="preserve"> Show that the condition {αᵢ,β}=0 requires tr(αᵢ)=0 by an argument directly analogous to Worked example 4, using β²=I in place of αᵧ²=I.</w:t>
             </w:r>
           </w:p>
         </w:tc>
@@ -2003,7 +2195,13 @@
           </w:tcPr>
           <w:p>
             <w:r>
-              <w:t>If αₓ and β were both ordinary real numbers satisfying αₓ²=1, β²=1, and {αₓ,β}=2αₓβ=0, show this forces αₓβ=0, and hence at least one of them is zero, contradicting both being nonzero as required.</w:t>
+              <w:rPr>
+                <w:b/>
+              </w:rPr>
+              <w:t>Core.</w:t>
+            </w:r>
+            <w:r>
+              <w:t xml:space="preserve"> If αₓ and β were both ordinary real numbers satisfying αₓ²=1, β²=1, and {αₓ,β}=2αₓβ=0, show this forces αₓβ=0, and hence at least one of them is zero, contradicting both being nonzero as required.</w:t>
             </w:r>
           </w:p>
         </w:tc>
@@ -2041,7 +2239,13 @@
           </w:tcPr>
           <w:p>
             <w:r>
-              <w:t>Show that {σᵢ,σⱼ}=2δᵢⱼI for the Pauli matrices, verifying the claim of Worked example 3 that they satisfy the first of the three conditions of Section 3.2.</w:t>
+              <w:rPr>
+                <w:b/>
+              </w:rPr>
+              <w:t>Core.</w:t>
+            </w:r>
+            <w:r>
+              <w:t xml:space="preserve"> Show that {σᵢ,σⱼ}=2δᵢⱼI for the Pauli matrices, verifying the claim of Worked example 3 that they satisfy the first of the three conditions of Section 3.2.</w:t>
             </w:r>
           </w:p>
         </w:tc>
@@ -2077,7 +2281,31 @@
           </w:tcPr>
           <w:p>
             <w:r>
-              <w:t>Attempt to find a 2×2 matrix β satisfying {σₓ,β}={σᵧ,β}={σ_z,β}=0 and β²=I. Using β=aI+bσₓ+cσᵧ+dσ_z (the general Hermitian 2×2 form), show that anticommuting with σₓ forces a=0 and b=0 (using {σₓ,σₓ}=2I and {σₓ,σᵧ}=0 for the Pauli matrices' known behavior), and similarly derive c=0 and d=0 from the other two conditions, leaving only β=0, which fails β²=I.</w:t>
+              <w:rPr>
+                <w:b/>
+              </w:rPr>
+              <w:t>Extension.</w:t>
+            </w:r>
+            <w:r>
+              <w:t xml:space="preserve"> Attempt to find a 2×2 matrix β satisfying {σₓ,β}={σᵧ,β}={σ</w:t>
+            </w:r>
+            <w:r>
+              <w:rPr>
+                <w:vertAlign w:val="subscript"/>
+              </w:rPr>
+              <w:t>z</w:t>
+            </w:r>
+            <w:r>
+              <w:t>,β}=0 and β²=I. Using β=aI+bσₓ+cσᵧ+dσ</w:t>
+            </w:r>
+            <w:r>
+              <w:rPr>
+                <w:vertAlign w:val="subscript"/>
+              </w:rPr>
+              <w:t>z</w:t>
+            </w:r>
+            <w:r>
+              <w:t xml:space="preserve"> (the general Hermitian 2×2 form), show that anticommuting with σₓ forces a=0 and b=0 (using {σₓ,σₓ}=2I and {σₓ,σᵧ}=0 for the Pauli matrices' known behavior), and similarly derive c=0 and d=0 from the other two conditions, leaving only β=0, which fails β²=I.</w:t>
             </w:r>
           </w:p>
         </w:tc>
@@ -2115,7 +2343,13 @@
           </w:tcPr>
           <w:p>
             <w:r>
-              <w:t>Using the result of Exercise 7, state in one sentence why 2×2 matrices cannot supply a fourth mutually anticommuting matrix alongside the three Pauli matrices.</w:t>
+              <w:rPr>
+                <w:b/>
+              </w:rPr>
+              <w:t>Core.</w:t>
+            </w:r>
+            <w:r>
+              <w:t xml:space="preserve"> Using the result of Exercise 7, state in one sentence why 2×2 matrices cannot supply a fourth mutually anticommuting matrix alongside the three Pauli matrices.</w:t>
             </w:r>
           </w:p>
         </w:tc>
@@ -2151,7 +2385,22 @@
           </w:tcPr>
           <w:p>
             <w:r>
-              <w:t>Verify the trace argument of Section 5.2 using αᵧ and α_z instead of αₓ and αᵧ, showing tr(αᵧ)=0 by the same steps as Worked example 4.</w:t>
+              <w:rPr>
+                <w:b/>
+              </w:rPr>
+              <w:t>Core.</w:t>
+            </w:r>
+            <w:r>
+              <w:t xml:space="preserve"> Verify the trace argument of Section 5.2 using αᵧ and α</w:t>
+            </w:r>
+            <w:r>
+              <w:rPr>
+                <w:vertAlign w:val="subscript"/>
+              </w:rPr>
+              <w:t>z</w:t>
+            </w:r>
+            <w:r>
+              <w:t xml:space="preserve"> instead of αₓ and αᵧ, showing tr(αᵧ)=0 by the same steps as Worked example 4.</w:t>
             </w:r>
           </w:p>
         </w:tc>
@@ -2189,7 +2438,13 @@
           </w:tcPr>
           <w:p>
             <w:r>
-              <w:t>Explain why an odd-dimensional Hermitian matrix squaring to the identity must have a nonzero trace unless the number of +1 and −1 eigenvalues can be equal, and why equality is impossible for an odd total dimension.</w:t>
+              <w:rPr>
+                <w:b/>
+              </w:rPr>
+              <w:t>Extension.</w:t>
+            </w:r>
+            <w:r>
+              <w:t xml:space="preserve"> Explain why an odd-dimensional Hermitian matrix squaring to the identity must have a nonzero trace unless the number of +1 and −1 eigenvalues can be equal, and why equality is impossible for an odd total dimension.</w:t>
             </w:r>
           </w:p>
         </w:tc>
@@ -2225,7 +2480,31 @@
           </w:tcPr>
           <w:p>
             <w:r>
-              <w:t>Suppose a valid set of 4×4 matrices αₓ,αᵧ,α_z,β has been found. Explain why ψ must then have (at least) four components for the equation i∂_tψ=(α·p̂+βm)ψ to make sense as a matrix equation.</w:t>
+              <w:rPr>
+                <w:b/>
+              </w:rPr>
+              <w:t>Extension.</w:t>
+            </w:r>
+            <w:r>
+              <w:t xml:space="preserve"> Suppose a valid set of 4×4 matrices αₓ,αᵧ,α</w:t>
+            </w:r>
+            <w:r>
+              <w:rPr>
+                <w:vertAlign w:val="subscript"/>
+              </w:rPr>
+              <w:t>z</w:t>
+            </w:r>
+            <w:r>
+              <w:t>,β has been found. Explain why ψ must then have (at least) four components for the equation i∂</w:t>
+            </w:r>
+            <w:r>
+              <w:rPr>
+                <w:vertAlign w:val="subscript"/>
+              </w:rPr>
+              <w:t>t</w:t>
+            </w:r>
+            <w:r>
+              <w:t>ψ=(α·p̂+βm)ψ to make sense as a matrix equation.</w:t>
             </w:r>
           </w:p>
         </w:tc>
@@ -2263,7 +2542,13 @@
           </w:tcPr>
           <w:p>
             <w:r>
-              <w:t>Using only the algebra {αᵢ,αⱼ}=2δᵢⱼI, {αᵢ,β}=0, β²=I (not any explicit matrix representation), show that αᵢ²=I for each i, and that this, combined with tr(αᵢ)=0 (Exercise 9), means each αᵢ has equal numbers of +1 and −1 eigenvalues.</w:t>
+              <w:rPr>
+                <w:b/>
+              </w:rPr>
+              <w:t>Core.</w:t>
+            </w:r>
+            <w:r>
+              <w:t xml:space="preserve"> Using only the algebra {αᵢ,αⱼ}=2δᵢⱼI, {αᵢ,β}=0, β²=I (not any explicit matrix representation), show that αᵢ²=I for each i, and that this, combined with tr(αᵢ)=0 (Exercise 9), means each αᵢ has equal numbers of +1 and −1 eigenvalues.</w:t>
             </w:r>
           </w:p>
         </w:tc>
@@ -2299,7 +2584,13 @@
           </w:tcPr>
           <w:p>
             <w:r>
-              <w:t>If αᵢ has equal numbers of +1 and −1 eigenvalues (Exercise 12) and is N×N, explain why N must be even, consistent with the minimum size found in Section 5.</w:t>
+              <w:rPr>
+                <w:b/>
+              </w:rPr>
+              <w:t>Core.</w:t>
+            </w:r>
+            <w:r>
+              <w:t xml:space="preserve"> If αᵢ has equal numbers of +1 and −1 eigenvalues (Exercise 12) and is N×N, explain why N must be even, consistent with the minimum size found in Section 5.</w:t>
             </w:r>
           </w:p>
         </w:tc>
@@ -2337,7 +2628,13 @@
           </w:tcPr>
           <w:p>
             <w:r>
-              <w:t>Contrast this lesson's derivation of the necessity of a multi-component wave function with Lesson 15's introduction of spin: in Lesson 15, spin was motivated empirically (the Stern Gerlach experiment); here, argue that the multi-component structure is instead forced by pure consistency with special relativity, independent of any specific experiment.</w:t>
+              <w:rPr>
+                <w:b/>
+              </w:rPr>
+              <w:t>Extension.</w:t>
+            </w:r>
+            <w:r>
+              <w:t xml:space="preserve"> Contrast this lesson's derivation of the necessity of a multi-component wave function with Lesson 15's introduction of spin: in Lesson 15, spin was motivated empirically (the Stern Gerlach experiment); here, argue that the multi-component structure is instead forced by pure consistency with special relativity, independent of any specific experiment.</w:t>
             </w:r>
           </w:p>
         </w:tc>
@@ -2373,7 +2670,13 @@
           </w:tcPr>
           <w:p>
             <w:r>
-              <w:t>Summarize, in your own words and without using any equation, the logical chain from "want a first-order equation" to "the wave function must have several components," identifying the one step in the chain that specifically requires noncommuting objects.</w:t>
+              <w:rPr>
+                <w:b/>
+              </w:rPr>
+              <w:t>Extension.</w:t>
+            </w:r>
+            <w:r>
+              <w:t xml:space="preserve"> Summarize, in your own words and without using any equation, the logical chain from "want a first-order equation" to "the wave function must have several components," identifying the one step in the chain that specifically requires noncommuting objects.</w:t>
             </w:r>
           </w:p>
         </w:tc>
@@ -2411,7 +2714,13 @@
           </w:tcPr>
           <w:p>
             <w:r>
-              <w:t>Challenge: using only the anticommutation algebra of Section 3.2 (not an explicit representation), show that if λ is an eigenvalue of αᵢ with eigenvector v, then αⱼv (for j≠i) is an eigenvector of αᵢ with eigenvalue −λ, using {αᵢ,αⱼ}=0. Use this to give an alternative argument for why the eigenvalues of αᵢ must come in pairs ±1 (given that αᵢ²=I restricts eigenvalues to ±1 in the first place), reinforcing the equal-eigenvalue-count conclusion of Exercise 12 by an eigenvector-pairing argument rather than a trace argument.</w:t>
+              <w:rPr>
+                <w:b/>
+              </w:rPr>
+              <w:t>Challenge.</w:t>
+            </w:r>
+            <w:r>
+              <w:t xml:space="preserve"> Using only the anticommutation algebra of Section 3.2 (not an explicit representation), show that if λ is an eigenvalue of αᵢ with eigenvector v, then αⱼv (for j≠i) is an eigenvector of αᵢ with eigenvalue −λ, using {αᵢ,αⱼ}=0. Use this to give an alternative argument for why the eigenvalues of αᵢ must come in pairs ±1 (given that αᵢ²=I restricts eigenvalues to ±1 in the first place), reinforcing the equal-eigenvalue-count conclusion of Exercise 12 by an eigenvector-pairing argument rather than a trace argument.</w:t>
             </w:r>
           </w:p>
         </w:tc>
@@ -2423,6 +2732,14 @@
       </w:pPr>
       <w:r>
         <w:t>Solutions</w:t>
+      </w:r>
+    </w:p>
+    <w:p>
+      <w:r>
+        <w:rPr>
+          <w:i/>
+        </w:rPr>
+        <w:t>Attempt each exercise before reading its solution. If you are stuck, read only the first sentence of the solution, then try again.</w:t>
       </w:r>
     </w:p>
     <w:p>
@@ -2520,7 +2837,43 @@
         <w:t xml:space="preserve"> </w:t>
       </w:r>
       <w:r>
-        <w:t>{σₓ,β} = {σₓ,aI+bσₓ+cσᵧ+dσ_z} = 2aσₓ+2bI+c{σₓ,σᵧ}+d{σₓ,σ_z} = 2aσₓ+2bI+0+0 (using {σₓ,σᵧ}={σₓ,σ_z}=0 for distinct Pauli matrices), so requiring this to vanish forces a=0 and b=0. Repeating with σᵧ and σ_z similarly forces c=0 and d=0 (each condition kills the "self" coefficient and the identity coefficient a, which is already zero from the first condition), leaving β=0, which cannot satisfy β²=I=1≠0.</w:t>
+        <w:t>{σₓ,β} = {σₓ,aI+bσₓ+cσᵧ+dσ</w:t>
+      </w:r>
+      <w:r>
+        <w:rPr>
+          <w:vertAlign w:val="subscript"/>
+        </w:rPr>
+        <w:t>z</w:t>
+      </w:r>
+      <w:r>
+        <w:t>} = 2aσₓ+2bI+c{σₓ,σᵧ}+d{σₓ,σ</w:t>
+      </w:r>
+      <w:r>
+        <w:rPr>
+          <w:vertAlign w:val="subscript"/>
+        </w:rPr>
+        <w:t>z</w:t>
+      </w:r>
+      <w:r>
+        <w:t>} = 2aσₓ+2bI+0+0 (using {σₓ,σᵧ}={σₓ,σ</w:t>
+      </w:r>
+      <w:r>
+        <w:rPr>
+          <w:vertAlign w:val="subscript"/>
+        </w:rPr>
+        <w:t>z</w:t>
+      </w:r>
+      <w:r>
+        <w:t>}=0 for distinct Pauli matrices), so requiring this to vanish forces a=0 and b=0. Repeating with σᵧ and σ</w:t>
+      </w:r>
+      <w:r>
+        <w:rPr>
+          <w:vertAlign w:val="subscript"/>
+        </w:rPr>
+        <w:t>z</w:t>
+      </w:r>
+      <w:r>
+        <w:t xml:space="preserve"> similarly forces c=0 and d=0 (each condition kills the "self" coefficient and the identity coefficient a, which is already zero from the first condition), leaving β=0, which cannot satisfy β²=I=1≠0.</w:t>
       </w:r>
     </w:p>
     <w:p>
@@ -2534,7 +2887,16 @@
         <w:t xml:space="preserve"> </w:t>
       </w:r>
       <w:r>
-        <w:t>Because any 2×2 Hermitian matrix is some combination of I,σₓ,σᵧ,σ_z, and the only combination that anticommutes with all three Pauli matrices is the zero matrix (Exercise 7), there is no nonzero 2×2 matrix left over to serve as β.</w:t>
+        <w:t>Because any 2×2 Hermitian matrix is some combination of I,σₓ,σᵧ,σ</w:t>
+      </w:r>
+      <w:r>
+        <w:rPr>
+          <w:vertAlign w:val="subscript"/>
+        </w:rPr>
+        <w:t>z</w:t>
+      </w:r>
+      <w:r>
+        <w:t>, and the only combination that anticommutes with all three Pauli matrices is the zero matrix (Exercise 7), there is no nonzero 2×2 matrix left over to serve as β.</w:t>
       </w:r>
     </w:p>
     <w:p>
@@ -2548,7 +2910,106 @@
         <w:t xml:space="preserve"> </w:t>
       </w:r>
       <w:r>
-        <w:t>tr(αᵧ) = tr(αᵧα_z²) = tr((αᵧα_z)α_z) = tr(α_z(αᵧα_z)) = tr(α_zαᵧα_z) = tr(−αᵧα_zα_z) (using {αᵧ,α_z}=0) = −tr(αᵧα_z²) = −tr(αᵧ), forcing tr(αᵧ)=0.</w:t>
+        <w:t>tr(αᵧ) = tr(αᵧα</w:t>
+      </w:r>
+      <w:r>
+        <w:rPr>
+          <w:vertAlign w:val="subscript"/>
+        </w:rPr>
+        <w:t>z</w:t>
+      </w:r>
+      <w:r>
+        <w:t>²) = tr((αᵧα</w:t>
+      </w:r>
+      <w:r>
+        <w:rPr>
+          <w:vertAlign w:val="subscript"/>
+        </w:rPr>
+        <w:t>z</w:t>
+      </w:r>
+      <w:r>
+        <w:t>)α</w:t>
+      </w:r>
+      <w:r>
+        <w:rPr>
+          <w:vertAlign w:val="subscript"/>
+        </w:rPr>
+        <w:t>z</w:t>
+      </w:r>
+      <w:r>
+        <w:t>) = tr(α</w:t>
+      </w:r>
+      <w:r>
+        <w:rPr>
+          <w:vertAlign w:val="subscript"/>
+        </w:rPr>
+        <w:t>z</w:t>
+      </w:r>
+      <w:r>
+        <w:t>(αᵧα</w:t>
+      </w:r>
+      <w:r>
+        <w:rPr>
+          <w:vertAlign w:val="subscript"/>
+        </w:rPr>
+        <w:t>z</w:t>
+      </w:r>
+      <w:r>
+        <w:t>)) = tr(α</w:t>
+      </w:r>
+      <w:r>
+        <w:rPr>
+          <w:vertAlign w:val="subscript"/>
+        </w:rPr>
+        <w:t>z</w:t>
+      </w:r>
+      <w:r>
+        <w:t>αᵧα</w:t>
+      </w:r>
+      <w:r>
+        <w:rPr>
+          <w:vertAlign w:val="subscript"/>
+        </w:rPr>
+        <w:t>z</w:t>
+      </w:r>
+      <w:r>
+        <w:t>) = tr(−αᵧα</w:t>
+      </w:r>
+      <w:r>
+        <w:rPr>
+          <w:vertAlign w:val="subscript"/>
+        </w:rPr>
+        <w:t>z</w:t>
+      </w:r>
+      <w:r>
+        <w:t>α</w:t>
+      </w:r>
+      <w:r>
+        <w:rPr>
+          <w:vertAlign w:val="subscript"/>
+        </w:rPr>
+        <w:t>z</w:t>
+      </w:r>
+      <w:r>
+        <w:t>) (using {αᵧ,α</w:t>
+      </w:r>
+      <w:r>
+        <w:rPr>
+          <w:vertAlign w:val="subscript"/>
+        </w:rPr>
+        <w:t>z</w:t>
+      </w:r>
+      <w:r>
+        <w:t>}=0) = −tr(αᵧα</w:t>
+      </w:r>
+      <w:r>
+        <w:rPr>
+          <w:vertAlign w:val="subscript"/>
+        </w:rPr>
+        <w:t>z</w:t>
+      </w:r>
+      <w:r>
+        <w:t>²) = −tr(αᵧ), forcing tr(αᵧ)=0.</w:t>
       </w:r>
     </w:p>
     <w:p>
@@ -2576,7 +3037,16 @@
         <w:t xml:space="preserve"> </w:t>
       </w:r>
       <w:r>
-        <w:t>A 4×4 matrix acting on a vector must act on a 4-component vector, by the basic rules of matrix-vector multiplication (Lesson 1, Section 4.2); since αᵢ and β are 4×4, the object ψ that i∂_tψ=(α·p̂+βm)ψ acts on must have four components at each spacetime point for the matrix multiplication on the right-hand side to be well-defined at all.</w:t>
+        <w:t>A 4×4 matrix acting on a vector must act on a 4-component vector, by the basic rules of matrix-vector multiplication (Lesson 1, Section 4.2); since αᵢ and β are 4×4, the object ψ that i∂</w:t>
+      </w:r>
+      <w:r>
+        <w:rPr>
+          <w:vertAlign w:val="subscript"/>
+        </w:rPr>
+        <w:t>t</w:t>
+      </w:r>
+      <w:r>
+        <w:t>ψ=(α·p̂+βm)ψ acts on must have four components at each spacetime point for the matrix multiplication on the right-hand side to be well-defined at all.</w:t>
       </w:r>
     </w:p>
     <w:p>
@@ -2654,71 +3124,12 @@
         <w:pStyle w:val="Heading2"/>
       </w:pPr>
       <w:r>
-        <w:t>Mastery checklist</w:t>
+        <w:t>Mastery check</w:t>
       </w:r>
     </w:p>
     <w:p>
-      <w:pPr>
-        <w:pStyle w:val="ListBullet"/>
-      </w:pPr>
       <w:r>
-        <w:t>I can state precisely why the Schrödinger and Klein–Gordon equations each fail to meet both of the two requirements simultaneously.</w:t>
-      </w:r>
-    </w:p>
-    <w:p>
-      <w:pPr>
-        <w:pStyle w:val="ListBullet"/>
-      </w:pPr>
-      <w:r>
-        <w:t>I can explain why a naive square root of p̂²+m² produces a nonlocal equation.</w:t>
-      </w:r>
-    </w:p>
-    <w:p>
-      <w:pPr>
-        <w:pStyle w:val="ListBullet"/>
-      </w:pPr>
-      <w:r>
-        <w:t>I can derive the three anticommutation conditions on αᵢ and β from squaring the linear ansatz and matching to p̂²+m².</w:t>
-      </w:r>
-    </w:p>
-    <w:p>
-      <w:pPr>
-        <w:pStyle w:val="ListBullet"/>
-      </w:pPr>
-      <w:r>
-        <w:t>I can show that ordinary numbers cannot satisfy these conditions while keeping every coefficient nonzero.</w:t>
-      </w:r>
-    </w:p>
-    <w:p>
-      <w:pPr>
-        <w:pStyle w:val="ListBullet"/>
-      </w:pPr>
-      <w:r>
-        <w:t>I can explain, using a trace argument, why the minimum matrix size satisfying the algebra is even, and specifically why 2×2 fails and 4×4 is needed.</w:t>
-      </w:r>
-    </w:p>
-    <w:p>
-      <w:pPr>
-        <w:pStyle w:val="ListBullet"/>
-      </w:pPr>
-      <w:r>
-        <w:t>I can state that a 4×4 matrix algebra forces a four-component wave function.</w:t>
-      </w:r>
-    </w:p>
-    <w:p>
-      <w:pPr>
-        <w:pStyle w:val="ListBullet"/>
-      </w:pPr>
-      <w:r>
-        <w:t>I can list, without looking them up, the requirements a successful relativistic equation for spin-1/2 must satisfy.</w:t>
-      </w:r>
-    </w:p>
-    <w:p>
-      <w:pPr>
-        <w:pStyle w:val="ListBullet"/>
-      </w:pPr>
-      <w:r>
-        <w:t>I can explain, in a sentence, why this lesson's derivation of multi-component structure is a mathematical necessity rather than an empirical discovery, in contrast with Lesson 15's treatment of spin.</w:t>
+        <w:t>Before moving on, do the Core exercises without looking at the solutions and state this lesson's main result from memory. If both go smoothly, continue; if not, reread the sections the missed exercises cite.</w:t>
       </w:r>
     </w:p>
     <w:p>
@@ -2770,7 +3181,7 @@
         <w:color w:val="5A5A5A"/>
         <w:sz w:val="16"/>
       </w:rPr>
-      <w:t>QED Course   Lesson 19</w:t>
+      <w:t>A QED Course   Lesson 19</w:t>
     </w:r>
   </w:p>
 </w:hdr>
